--- a/docs/rpd.docx
+++ b/docs/rpd.docx
@@ -196,7 +196,7 @@
           <w:szCs w:val="24"/>
           <w:lang w:eastAsia="ru-RU"/>
         </w:rPr>
-        <w:t xml:space="preserve"> 32 часа лекций, 32 часа лабораторных работ.</w:t>
+        <w:t xml:space="preserve"> 144 часа (4 ЗЕ): 32 часа лекций, 32 часа лабораторных работ, 80 часов самостоятельной работы.</w:t>
       </w:r>
       <w:r>
         <w:rPr>
